--- a/pr-preview/pr-351/chapters/word-choice.docx
+++ b/pr-preview/pr-351/chapters/word-choice.docx
@@ -15,7 +15,7 @@
         <w:pStyle w:val="Date"/>
       </w:pPr>
       <w:r>
-        <w:t xml:space="preserve">Last modified: 2026-10-26 00:39:31 (PDT)</w:t>
+        <w:t xml:space="preserve">Last modified: 2026-10-26 01:08:23 (PDT)</w:t>
       </w:r>
     </w:p>
     <w:tbl>

--- a/pr-preview/pr-351/chapters/word-choice.docx
+++ b/pr-preview/pr-351/chapters/word-choice.docx
@@ -15,7 +15,7 @@
         <w:pStyle w:val="Date"/>
       </w:pPr>
       <w:r>
-        <w:t xml:space="preserve">Last modified: 2026-10-26 01:08:23 (PDT)</w:t>
+        <w:t xml:space="preserve">Last modified: 2026-10-26 01:19:16 (PDT)</w:t>
       </w:r>
     </w:p>
     <w:tbl>

--- a/pr-preview/pr-351/chapters/word-choice.docx
+++ b/pr-preview/pr-351/chapters/word-choice.docx
@@ -15,7 +15,7 @@
         <w:pStyle w:val="Date"/>
       </w:pPr>
       <w:r>
-        <w:t xml:space="preserve">Last modified: 2026-10-26 01:19:16 (PDT)</w:t>
+        <w:t xml:space="preserve">Last modified: 2026-10-26 01:57:12 (PDT)</w:t>
       </w:r>
     </w:p>
     <w:tbl>
@@ -1564,7 +1564,7 @@
         <w:t xml:space="preserve"> </w:t>
       </w:r>
       <w:r>
-        <w:t xml:space="preserve">When a reader meets the word in its second sense,</w:t>
+        <w:t xml:space="preserve">When a reader encounters the word in its second sense,</w:t>
       </w:r>
       <w:r>
         <w:t xml:space="preserve"> </w:t>

--- a/pr-preview/pr-351/chapters/word-choice.docx
+++ b/pr-preview/pr-351/chapters/word-choice.docx
@@ -15,7 +15,7 @@
         <w:pStyle w:val="Date"/>
       </w:pPr>
       <w:r>
-        <w:t xml:space="preserve">Last modified: 2026-10-26 01:57:12 (PDT)</w:t>
+        <w:t xml:space="preserve">Last modified: 2026-10-26 09:30:11 (PDT)</w:t>
       </w:r>
     </w:p>
     <w:tbl>

--- a/pr-preview/pr-351/chapters/word-choice.docx
+++ b/pr-preview/pr-351/chapters/word-choice.docx
@@ -15,7 +15,7 @@
         <w:pStyle w:val="Date"/>
       </w:pPr>
       <w:r>
-        <w:t xml:space="preserve">Last modified: 2026-10-26 09:30:11 (PDT)</w:t>
+        <w:t xml:space="preserve">Last modified: 2026-10-26 09:47:33 (PDT)</w:t>
       </w:r>
     </w:p>
     <w:tbl>

--- a/pr-preview/pr-351/chapters/word-choice.docx
+++ b/pr-preview/pr-351/chapters/word-choice.docx
@@ -15,7 +15,7 @@
         <w:pStyle w:val="Date"/>
       </w:pPr>
       <w:r>
-        <w:t xml:space="preserve">Last modified: 2026-10-26 09:47:33 (PDT)</w:t>
+        <w:t xml:space="preserve">Last modified: 2026-10-26 10:21:50 (PDT)</w:t>
       </w:r>
     </w:p>
     <w:tbl>

--- a/pr-preview/pr-351/chapters/word-choice.docx
+++ b/pr-preview/pr-351/chapters/word-choice.docx
@@ -15,7 +15,7 @@
         <w:pStyle w:val="Date"/>
       </w:pPr>
       <w:r>
-        <w:t xml:space="preserve">Last modified: 2026-10-26 10:21:50 (PDT)</w:t>
+        <w:t xml:space="preserve">Last modified: 2026-10-26 10:35:14 (PDT)</w:t>
       </w:r>
     </w:p>
     <w:tbl>
